--- a/sample_data/サンプル商事_来期戦略メモ.docx
+++ b/sample_data/サンプル商事_来期戦略メモ.docx
@@ -8,7 +8,7 @@
       </w:pPr>
       <w:r>
         <w:rPr>
-          <w:rFonts w:ascii="Yu Gothic" w:hAnsi="Yu Gothic" w:eastAsia="Yu Gothic"/>
+          <w:rFonts w:eastAsia="ＭＳ Ｐゴシック" w:ascii="Calibri" w:hAnsi="Calibri"/>
           <w:b/>
           <w:color w:val="4A2BD4"/>
           <w:sz w:val="36"/>
@@ -22,7 +22,7 @@
       </w:pPr>
       <w:r>
         <w:rPr>
-          <w:rFonts w:ascii="Yu Gothic" w:hAnsi="Yu Gothic" w:eastAsia="Yu Gothic"/>
+          <w:rFonts w:eastAsia="ＭＳ Ｐゴシック" w:ascii="Calibri" w:hAnsi="Calibri"/>
           <w:b w:val="0"/>
           <w:color w:val="6B7280"/>
           <w:sz w:val="24"/>
@@ -36,7 +36,7 @@
       </w:pPr>
       <w:r>
         <w:rPr>
-          <w:rFonts w:ascii="Yu Mincho" w:hAnsi="Yu Mincho" w:eastAsia="Yu Mincho"/>
+          <w:rFonts w:eastAsia="ＭＳ Ｐ明朝" w:ascii="Calibri" w:hAnsi="Calibri"/>
           <w:b w:val="0"/>
           <w:color w:val="6B7280"/>
           <w:sz w:val="18"/>
@@ -51,7 +51,7 @@
       </w:pPr>
       <w:r>
         <w:rPr>
-          <w:rFonts w:ascii="Yu Gothic" w:hAnsi="Yu Gothic" w:eastAsia="Yu Gothic"/>
+          <w:rFonts w:eastAsia="ＭＳ Ｐゴシック" w:ascii="Calibri" w:hAnsi="Calibri"/>
           <w:b/>
           <w:color w:val="4A2BD4"/>
           <w:sz w:val="26"/>
@@ -65,7 +65,7 @@
       </w:pPr>
       <w:r>
         <w:rPr>
-          <w:rFonts w:ascii="Yu Mincho" w:hAnsi="Yu Mincho" w:eastAsia="Yu Mincho"/>
+          <w:rFonts w:eastAsia="ＭＳ Ｐ明朝" w:ascii="Calibri" w:hAnsi="Calibri"/>
           <w:b w:val="0"/>
           <w:sz w:val="21"/>
         </w:rPr>
@@ -78,7 +78,7 @@
       </w:pPr>
       <w:r>
         <w:rPr>
-          <w:rFonts w:ascii="Yu Gothic" w:hAnsi="Yu Gothic" w:eastAsia="Yu Gothic"/>
+          <w:rFonts w:eastAsia="ＭＳ Ｐゴシック" w:ascii="Calibri" w:hAnsi="Calibri"/>
           <w:b/>
           <w:color w:val="4A2BD4"/>
           <w:sz w:val="26"/>
@@ -92,7 +92,7 @@
       </w:pPr>
       <w:r>
         <w:rPr>
-          <w:rFonts w:ascii="Yu Mincho" w:hAnsi="Yu Mincho" w:eastAsia="Yu Mincho"/>
+          <w:rFonts w:eastAsia="ＭＳ Ｐ明朝" w:ascii="Calibri" w:hAnsi="Calibri"/>
           <w:b w:val="0"/>
           <w:sz w:val="21"/>
         </w:rPr>
@@ -105,7 +105,7 @@
       </w:pPr>
       <w:r>
         <w:rPr>
-          <w:rFonts w:ascii="Yu Gothic" w:hAnsi="Yu Gothic" w:eastAsia="Yu Gothic"/>
+          <w:rFonts w:eastAsia="ＭＳ Ｐゴシック" w:ascii="Calibri" w:hAnsi="Calibri"/>
           <w:b/>
           <w:color w:val="4A2BD4"/>
           <w:sz w:val="26"/>
@@ -119,7 +119,7 @@
       </w:pPr>
       <w:r>
         <w:rPr>
-          <w:rFonts w:ascii="Yu Mincho" w:hAnsi="Yu Mincho" w:eastAsia="Yu Mincho"/>
+          <w:rFonts w:eastAsia="ＭＳ Ｐ明朝" w:ascii="Calibri" w:hAnsi="Calibri"/>
           <w:b w:val="0"/>
           <w:sz w:val="21"/>
         </w:rPr>
@@ -136,7 +136,7 @@
       </w:pPr>
       <w:r>
         <w:rPr>
-          <w:rFonts w:ascii="Yu Gothic" w:hAnsi="Yu Gothic" w:eastAsia="Yu Gothic"/>
+          <w:rFonts w:eastAsia="ＭＳ Ｐゴシック" w:ascii="Calibri" w:hAnsi="Calibri"/>
           <w:b/>
           <w:color w:val="4A2BD4"/>
           <w:sz w:val="26"/>
@@ -150,7 +150,7 @@
       </w:pPr>
       <w:r>
         <w:rPr>
-          <w:rFonts w:ascii="Yu Mincho" w:hAnsi="Yu Mincho" w:eastAsia="Yu Mincho"/>
+          <w:rFonts w:eastAsia="ＭＳ Ｐ明朝" w:ascii="Calibri" w:hAnsi="Calibri"/>
           <w:b w:val="0"/>
           <w:sz w:val="21"/>
         </w:rPr>
@@ -163,7 +163,7 @@
       </w:pPr>
       <w:r>
         <w:rPr>
-          <w:rFonts w:ascii="Yu Gothic" w:hAnsi="Yu Gothic" w:eastAsia="Yu Gothic"/>
+          <w:rFonts w:eastAsia="ＭＳ Ｐゴシック" w:ascii="Calibri" w:hAnsi="Calibri"/>
           <w:b/>
           <w:color w:val="4A2BD4"/>
           <w:sz w:val="26"/>
@@ -177,7 +177,7 @@
       </w:pPr>
       <w:r>
         <w:rPr>
-          <w:rFonts w:ascii="Yu Mincho" w:hAnsi="Yu Mincho" w:eastAsia="Yu Mincho"/>
+          <w:rFonts w:eastAsia="ＭＳ Ｐ明朝" w:ascii="Calibri" w:hAnsi="Calibri"/>
           <w:b w:val="0"/>
           <w:sz w:val="21"/>
         </w:rPr>
@@ -196,7 +196,7 @@
       </w:pPr>
       <w:r>
         <w:rPr>
-          <w:rFonts w:ascii="Yu Gothic" w:hAnsi="Yu Gothic" w:eastAsia="Yu Gothic"/>
+          <w:rFonts w:eastAsia="ＭＳ Ｐゴシック" w:ascii="Calibri" w:hAnsi="Calibri"/>
           <w:b/>
           <w:color w:val="4A2BD4"/>
           <w:sz w:val="26"/>
@@ -210,7 +210,7 @@
       </w:pPr>
       <w:r>
         <w:rPr>
-          <w:rFonts w:ascii="Yu Mincho" w:hAnsi="Yu Mincho" w:eastAsia="Yu Mincho"/>
+          <w:rFonts w:eastAsia="ＭＳ Ｐ明朝" w:ascii="Calibri" w:hAnsi="Calibri"/>
           <w:b w:val="0"/>
           <w:sz w:val="21"/>
         </w:rPr>
@@ -223,7 +223,7 @@
       </w:pPr>
       <w:r>
         <w:rPr>
-          <w:rFonts w:ascii="Yu Gothic" w:hAnsi="Yu Gothic" w:eastAsia="Yu Gothic"/>
+          <w:rFonts w:eastAsia="ＭＳ Ｐゴシック" w:ascii="Calibri" w:hAnsi="Calibri"/>
           <w:b/>
           <w:color w:val="4A2BD4"/>
           <w:sz w:val="26"/>
@@ -237,7 +237,7 @@
       </w:pPr>
       <w:r>
         <w:rPr>
-          <w:rFonts w:ascii="Yu Mincho" w:hAnsi="Yu Mincho" w:eastAsia="Yu Mincho"/>
+          <w:rFonts w:eastAsia="ＭＳ Ｐ明朝" w:ascii="Calibri" w:hAnsi="Calibri"/>
           <w:b w:val="0"/>
           <w:sz w:val="21"/>
         </w:rPr>
@@ -254,7 +254,7 @@
       </w:pPr>
       <w:r>
         <w:rPr>
-          <w:rFonts w:ascii="Yu Gothic" w:hAnsi="Yu Gothic" w:eastAsia="Yu Gothic"/>
+          <w:rFonts w:eastAsia="ＭＳ Ｐゴシック" w:ascii="Calibri" w:hAnsi="Calibri"/>
           <w:b/>
           <w:color w:val="4A2BD4"/>
           <w:sz w:val="26"/>
@@ -268,7 +268,7 @@
       </w:pPr>
       <w:r>
         <w:rPr>
-          <w:rFonts w:ascii="Yu Mincho" w:hAnsi="Yu Mincho" w:eastAsia="Yu Mincho"/>
+          <w:rFonts w:eastAsia="ＭＳ Ｐ明朝" w:ascii="Calibri" w:hAnsi="Calibri"/>
           <w:b w:val="0"/>
           <w:sz w:val="21"/>
         </w:rPr>
@@ -655,7 +655,7 @@
     <w:qFormat/>
     <w:rsid w:val="00FC693F"/>
     <w:rPr>
-      <w:rFonts w:ascii="Yu Mincho" w:hAnsi="Yu Mincho" w:eastAsia="Yu Mincho"/>
+      <w:rFonts w:ascii="Calibri" w:hAnsi="Calibri" w:eastAsia="ＭＳ Ｐ明朝"/>
       <w:sz w:val="21"/>
     </w:rPr>
   </w:style>
